--- a/assets/docs/Согласие на обработку персональных данных, разрешенных субъектом для распространения.docx
+++ b/assets/docs/Согласие на обработку персональных данных, разрешенных субъектом для распространения.docx
@@ -63,7 +63,7 @@
         <w:t xml:space="preserve">Физическое лицо (далее - Субъект), заполнив форму, </w:t>
       </w:r>
       <w:r>
-        <w:t>размещенную на официальном сайте Всероссийского гражданско-патриотического диктанта «Моя любовь, душа моя – Россия!» (далее – Диктант)</w:t>
+        <w:t>размещённую в официальном разделе Всероссийского гражданско-патриотического диктанта «Моя любовь, душа моя – Россия!» на сайте Президентской академии (далее – Диктант)</w:t>
       </w:r>
       <w:r>
         <w:t>, проставляя отметку о согласии на обработку персональных данных и нажимая на кнопку «</w:t>
